--- a/Vokabeltrainer/Руководство_RU.docx
+++ b/Vokabeltrainer/Руководство_RU.docx
@@ -70,7 +70,23 @@
         <w:pStyle w:val="ListNumber"/>
       </w:pPr>
       <w:r>
-        <w:t>На стартовом экране вы увидите две большие кнопки: Карточки и Чтение текстов.</w:t>
+        <w:t>На стартовом экране вы увидите:</w:t>
+      </w:r>
+    </w:p>
+    <w:p>
+      <w:pPr>
+        <w:pStyle w:val="ListBullet2"/>
+      </w:pPr>
+      <w:r>
+        <w:t>Две большие кнопки: Карточки (значок карточек) и Чтение текстов (значок книги)</w:t>
+      </w:r>
+    </w:p>
+    <w:p>
+      <w:pPr>
+        <w:pStyle w:val="ListBullet2"/>
+      </w:pPr>
+      <w:r>
+        <w:t>Под ними — настройки голоса: выберите пол, голос и скорость для синтеза речи — эти настройки действуют для обоих режимов.</w:t>
       </w:r>
     </w:p>
     <w:p>
@@ -78,7 +94,7 @@
         <w:pStyle w:val="ListNumber"/>
       </w:pPr>
       <w:r>
-        <w:t>Вверху можно переключить язык интерфейса: DE (немецкий), EN (английский) или RU (русский).</w:t>
+        <w:t>Вверху справа можно переключить язык интерфейса: DE (немецкий), EN (английский) или RU (русский).</w:t>
       </w:r>
     </w:p>
     <w:p>
@@ -94,12 +110,50 @@
         <w:pStyle w:val="Heading2"/>
       </w:pPr>
       <w:r>
-        <w:t>2.1 Загрузка файла</w:t>
+        <w:t>2.1 Загрузка слов</w:t>
       </w:r>
     </w:p>
     <w:p>
       <w:r>
-        <w:t>Нажмите «Карточки» и загрузите текстовый файл с вашими словами. Вы можете перетащить файл в область загрузки или нажать, чтобы выбрать его. Приложение запоминает последнюю использованную папку, поэтому диалог открытия файла откроется там в следующий раз (Chrome/Edge). Приложение автоматически определяет формат файла (см. раздел 3).</w:t>
+        <w:t>Нажмите «Карточки». У вас есть два варианта:</w:t>
+      </w:r>
+    </w:p>
+    <w:p>
+      <w:r>
+        <w:rPr>
+          <w:b/>
+        </w:rPr>
+        <w:t xml:space="preserve">Загрузить новый файл: </w:t>
+      </w:r>
+      <w:r>
+        <w:t>Загрузите текстовый файл с вашими словами. Вы можете перетащить файл в область загрузки или нажать, чтобы выбрать его. Приложение запоминает последнюю использованную папку, поэтому диалог открытия файла откроется там в следующий раз (Chrome/Edge). Приложение автоматически определяет формат файла (см. раздел 3).</w:t>
+      </w:r>
+    </w:p>
+    <w:p>
+      <w:r>
+        <w:rPr>
+          <w:b/>
+        </w:rPr>
+        <w:t xml:space="preserve">Загрузить сохранённые слова: </w:t>
+      </w:r>
+      <w:r>
+        <w:t>Под областью загрузки файлов вы увидите список сохранённых слов из предыдущих занятий (см. раздел 6). Вы можете:</w:t>
+      </w:r>
+    </w:p>
+    <w:p>
+      <w:pPr>
+        <w:pStyle w:val="ListBullet"/>
+      </w:pPr>
+      <w:r>
+        <w:t>Загрузить все слова — вся ваша коллекция слов как карточки</w:t>
+      </w:r>
+    </w:p>
+    <w:p>
+      <w:pPr>
+        <w:pStyle w:val="ListBullet"/>
+      </w:pPr>
+      <w:r>
+        <w:t>Загрузить отдельный урок — нажмите на название (например, «В ресторане», «Антонимы»), чтобы учить только слова из этого урока</w:t>
       </w:r>
     </w:p>
     <w:p>
@@ -121,22 +175,6 @@
       </w:pPr>
       <w:r>
         <w:t>Режим обучения — выберите между Свободным, SM-2 или FSRS (см. раздел 4)</w:t>
-      </w:r>
-    </w:p>
-    <w:p>
-      <w:pPr>
-        <w:pStyle w:val="ListBullet"/>
-      </w:pPr>
-      <w:r>
-        <w:t>Голос — выберите мужской или женский голос</w:t>
-      </w:r>
-    </w:p>
-    <w:p>
-      <w:pPr>
-        <w:pStyle w:val="ListBullet"/>
-      </w:pPr>
-      <w:r>
-        <w:t>Скорость — настройте скорость речи (медленнее = легче следить)</w:t>
       </w:r>
     </w:p>
     <w:p>
@@ -848,22 +886,85 @@
         <w:pStyle w:val="Heading1"/>
       </w:pPr>
       <w:r>
-        <w:t>6. База данных слов</w:t>
+        <w:t>6. База данных слов — ваш растущий словарный запас</w:t>
+      </w:r>
+    </w:p>
+    <w:p>
+      <w:pPr>
+        <w:pStyle w:val="Heading2"/>
+      </w:pPr>
+      <w:r>
+        <w:t>Автоматический сбор</w:t>
       </w:r>
     </w:p>
     <w:p>
       <w:r>
-        <w:t>Каждый раз, когда вы загружаете файл со словами, карточки автоматически сохраняются в базе данных браузера. База растёт с каждым новым файлом — без дубликатов.</w:t>
+        <w:t>Каждый раз, когда вы загружаете файл со словами или генерируете слова с помощью ИИ, карточки автоматически сохраняются в базе данных браузера. База растёт с каждым новым файлом — без дубликатов. Каждое слово запоминает, из какого файла (урока) оно было загружено.</w:t>
+      </w:r>
+    </w:p>
+    <w:p>
+      <w:pPr>
+        <w:pStyle w:val="Heading2"/>
+      </w:pPr>
+      <w:r>
+        <w:t>Загрузка и изучение сохранённых слов</w:t>
       </w:r>
     </w:p>
     <w:p>
       <w:r>
-        <w:t>Нажмите «Экспорт (Excel)», чтобы скачать всю коллекцию слов в формате TSV. Этот файл можно открыть в Excel или Google Sheets.</w:t>
+        <w:t>Когда вы нажимаете «Карточки» в главном меню, под областью загрузки файлов вы увидите список сохранённых слов:</w:t>
+      </w:r>
+    </w:p>
+    <w:p>
+      <w:pPr>
+        <w:pStyle w:val="ListBullet"/>
+      </w:pPr>
+      <w:r>
+        <w:t>Все слова (N карточек) — загружает всю коллекцию слов как карточки. Идеально для смешанного повторения.</w:t>
+      </w:r>
+    </w:p>
+    <w:p>
+      <w:pPr>
+        <w:pStyle w:val="ListBullet"/>
+      </w:pPr>
+      <w:r>
+        <w:t>Отдельные уроки — каждый загруженный файл отображается как отдельная запись со счётчиком карточек. Нажмите на урок, чтобы учить только его слова.</w:t>
+      </w:r>
+    </w:p>
+    <w:p>
+      <w:r>
+        <w:t>Так вы можете целенаправленно повторять определённые темы, не загружая исходный файл заново. Прогресс обучения (интервальное повторение) сохраняется.</w:t>
+      </w:r>
+    </w:p>
+    <w:p>
+      <w:pPr>
+        <w:pStyle w:val="Heading2"/>
+      </w:pPr>
+      <w:r>
+        <w:t>Экспорт для Excel</w:t>
+      </w:r>
+    </w:p>
+    <w:p>
+      <w:r>
+        <w:t>Нажмите «Экспорт (Excel)» на экране настроек, чтобы скачать всю коллекцию слов в формате CSV. Этот файл можно открыть в Excel или Google Sheets.</w:t>
       </w:r>
     </w:p>
     <w:p>
       <w:r>
         <w:t>Файл экспорта содержит: Русский, Немецкий, Тема, Категория, Грамматика и Источник (имя файла).</w:t>
+      </w:r>
+    </w:p>
+    <w:p>
+      <w:pPr>
+        <w:pStyle w:val="Heading2"/>
+      </w:pPr>
+      <w:r>
+        <w:t>Автоэкспорт в JSON</w:t>
+      </w:r>
+    </w:p>
+    <w:p>
+      <w:r>
+        <w:t>В настройках (значок шестерёнки вверху справа) можно выбрать место сохранения JSON-файла. Приложение будет автоматически экспортировать всю коллекцию слов в этот файл при каждом изменении. Так у вас всегда будет актуальная резервная копия.</w:t>
       </w:r>
     </w:p>
     <w:p>
